--- a/EXPORTS/DOCX/published/niveau3/Dutch/RMO.docx
+++ b/EXPORTS/DOCX/published/niveau3/Dutch/RMO.docx
@@ -229,14 +229,7 @@
           <w:color w:val="000000"/>
           <w:sz w:val="24"/>
         </w:rPr>
-        <w:hyperlink r:id="rId9" w:history="1">
-          <w:r>
-            <w:rPr>
-              <w:rStyle w:val="Hyperlink"/>
-            </w:rPr>
-            <w:t xml:space="preserve">eiden, </w:t>
-          </w:r>
-        </w:hyperlink>
+        <w:t xml:space="preserve">eiden, </w:t>
       </w:r>
       <w:r>
         <w:rPr>
@@ -765,7 +758,7 @@
           <w:color w:val="000000"/>
           <w:sz w:val="24"/>
         </w:rPr>
-        <w:t>museum, haar gesc</w:t>
+        <w:t>museum, haar geschiedenis en de</w:t>
       </w:r>
       <w:r>
         <w:rPr>
@@ -781,7 +774,43 @@
             <w:rPr>
               <w:rStyle w:val="Hyperlink"/>
             </w:rPr>
-            <w:t>hiedenis en de</w:t>
+            <w:t xml:space="preserve"> col</w:t>
+          </w:r>
+        </w:hyperlink>
+      </w:r>
+      <w:r>
+        <w:rPr>
+          <w:u w:val="single" w:color="0000ff"/>
+          <w:rFonts w:ascii="Charis SIL Regular" w:hAnsi="Charis SIL Regular" w:eastAsia="Charis SIL Regular"/>
+          <w:b w:val="0"/>
+          <w:i w:val="0"/>
+          <w:color w:val="000000"/>
+          <w:sz w:val="24"/>
+        </w:rPr>
+        <w:hyperlink r:id="rId10" w:history="1">
+          <w:r>
+            <w:rPr>
+              <w:rStyle w:val="Hyperlink"/>
+            </w:rPr>
+            <w:t>l</w:t>
+          </w:r>
+        </w:hyperlink>
+      </w:r>
+      <w:r>
+        <w:rPr>
+          <w:u w:val="single" w:color="0000ff"/>
+          <w:rFonts w:ascii="Charis SIL Regular" w:hAnsi="Charis SIL Regular" w:eastAsia="Charis SIL Regular"/>
+          <w:b w:val="0"/>
+          <w:i w:val="0"/>
+          <w:color w:val="000000"/>
+          <w:sz w:val="24"/>
+        </w:rPr>
+        <w:hyperlink r:id="rId10" w:history="1">
+          <w:r>
+            <w:rPr>
+              <w:rStyle w:val="Hyperlink"/>
+            </w:rPr>
+            <w:t>ectie. Ook</w:t>
           </w:r>
         </w:hyperlink>
       </w:r>
@@ -793,7 +822,7 @@
           <w:color w:val="000000"/>
           <w:sz w:val="24"/>
         </w:rPr>
-        <w:t xml:space="preserve"> collectie. Ook is het </w:t>
+        <w:t xml:space="preserve"> is het </w:t>
       </w:r>
       <w:r>
         <w:rPr>
@@ -1968,6 +1997,33 @@
           <w:color w:val="0000FF"/>
           <w:sz w:val="24"/>
         </w:rPr>
+        <w:t>t</w:t>
+      </w:r>
+      <w:r>
+        <w:rPr>
+          <w:rFonts w:ascii="Charis SIL Regular" w:hAnsi="Charis SIL Regular" w:eastAsia="Charis SIL Regular"/>
+          <w:b w:val="0"/>
+          <w:i w:val="0"/>
+          <w:color w:val="0000FF"/>
+          <w:sz w:val="24"/>
+        </w:rPr>
+        <w:hyperlink r:id="rId13" w:history="1">
+          <w:r>
+            <w:rPr>
+              <w:rStyle w:val="Hyperlink"/>
+            </w:rPr>
+            <w:t>ion_type&amp;fil</w:t>
+          </w:r>
+        </w:hyperlink>
+      </w:r>
+      <w:r>
+        <w:rPr>
+          <w:rFonts w:ascii="Charis SIL Regular" w:hAnsi="Charis SIL Regular" w:eastAsia="Charis SIL Regular"/>
+          <w:b w:val="0"/>
+          <w:i w:val="0"/>
+          <w:color w:val="0000FF"/>
+          <w:sz w:val="24"/>
+        </w:rPr>
         <w:hyperlink r:id="rId13" w:history="1">
           <w:r>
             <w:rPr>
@@ -1990,36 +2046,9 @@
             <w:rPr>
               <w:rStyle w:val="Hyperlink"/>
             </w:rPr>
-            <w:t>ion_type&amp;filt</w:t>
+            <w:t>ers%5B0%5D%5Bvalues%5D%5B0</w:t>
           </w:r>
         </w:hyperlink>
-      </w:r>
-      <w:r>
-        <w:rPr>
-          <w:rFonts w:ascii="Charis SIL Regular" w:hAnsi="Charis SIL Regular" w:eastAsia="Charis SIL Regular"/>
-          <w:b w:val="0"/>
-          <w:i w:val="0"/>
-          <w:color w:val="0000FF"/>
-          <w:sz w:val="24"/>
-        </w:rPr>
-        <w:hyperlink r:id="rId13" w:history="1">
-          <w:r>
-            <w:rPr>
-              <w:rStyle w:val="Hyperlink"/>
-            </w:rPr>
-            <w:t>ers%5B0%5D%5Bvalues%5D%5B</w:t>
-          </w:r>
-        </w:hyperlink>
-      </w:r>
-      <w:r>
-        <w:rPr>
-          <w:rFonts w:ascii="Charis SIL Regular" w:hAnsi="Charis SIL Regular" w:eastAsia="Charis SIL Regular"/>
-          <w:b w:val="0"/>
-          <w:i w:val="0"/>
-          <w:color w:val="0000FF"/>
-          <w:sz w:val="24"/>
-        </w:rPr>
-        <w:t>0</w:t>
       </w:r>
     </w:p>
     <w:p>
@@ -2287,6 +2316,33 @@
           <w:color w:val="0000FF"/>
           <w:sz w:val="24"/>
         </w:rPr>
+        <w:t>t</w:t>
+      </w:r>
+      <w:r>
+        <w:rPr>
+          <w:rFonts w:ascii="Charis SIL Regular" w:hAnsi="Charis SIL Regular" w:eastAsia="Charis SIL Regular"/>
+          <w:b w:val="0"/>
+          <w:i w:val="0"/>
+          <w:color w:val="0000FF"/>
+          <w:sz w:val="24"/>
+        </w:rPr>
+        <w:hyperlink r:id="rId13" w:history="1">
+          <w:r>
+            <w:rPr>
+              <w:rStyle w:val="Hyperlink"/>
+            </w:rPr>
+            <w:t>ion_type&amp;fil</w:t>
+          </w:r>
+        </w:hyperlink>
+      </w:r>
+      <w:r>
+        <w:rPr>
+          <w:rFonts w:ascii="Charis SIL Regular" w:hAnsi="Charis SIL Regular" w:eastAsia="Charis SIL Regular"/>
+          <w:b w:val="0"/>
+          <w:i w:val="0"/>
+          <w:color w:val="0000FF"/>
+          <w:sz w:val="24"/>
+        </w:rPr>
         <w:hyperlink r:id="rId13" w:history="1">
           <w:r>
             <w:rPr>
@@ -2309,36 +2365,9 @@
             <w:rPr>
               <w:rStyle w:val="Hyperlink"/>
             </w:rPr>
-            <w:t>ion_type&amp;filt</w:t>
+            <w:t>ers%5B0%5D%5Bvalues%5D%5B0</w:t>
           </w:r>
         </w:hyperlink>
-      </w:r>
-      <w:r>
-        <w:rPr>
-          <w:rFonts w:ascii="Charis SIL Regular" w:hAnsi="Charis SIL Regular" w:eastAsia="Charis SIL Regular"/>
-          <w:b w:val="0"/>
-          <w:i w:val="0"/>
-          <w:color w:val="0000FF"/>
-          <w:sz w:val="24"/>
-        </w:rPr>
-        <w:hyperlink r:id="rId13" w:history="1">
-          <w:r>
-            <w:rPr>
-              <w:rStyle w:val="Hyperlink"/>
-            </w:rPr>
-            <w:t>ers%5B0%5D%5Bvalues%5D%5B</w:t>
-          </w:r>
-        </w:hyperlink>
-      </w:r>
-      <w:r>
-        <w:rPr>
-          <w:rFonts w:ascii="Charis SIL Regular" w:hAnsi="Charis SIL Regular" w:eastAsia="Charis SIL Regular"/>
-          <w:b w:val="0"/>
-          <w:i w:val="0"/>
-          <w:color w:val="0000FF"/>
-          <w:sz w:val="24"/>
-        </w:rPr>
-        <w:t>0</w:t>
       </w:r>
     </w:p>
     <w:p>
@@ -2835,7 +2864,7 @@
             <w:rPr>
               <w:rStyle w:val="Hyperlink"/>
             </w:rPr>
-            <w:t>filters</w:t>
+            <w:t>filter</w:t>
           </w:r>
         </w:hyperlink>
       </w:r>
@@ -2852,7 +2881,34 @@
             <w:rPr>
               <w:rStyle w:val="Hyperlink"/>
             </w:rPr>
-            <w:t>%</w:t>
+            <w:t>s</w:t>
+          </w:r>
+        </w:hyperlink>
+      </w:r>
+      <w:r>
+        <w:rPr>
+          <w:rFonts w:ascii="Charis SIL Regular" w:hAnsi="Charis SIL Regular" w:eastAsia="Charis SIL Regular"/>
+          <w:b w:val="0"/>
+          <w:i w:val="0"/>
+          <w:color w:val="0000FF"/>
+          <w:sz w:val="24"/>
+        </w:rPr>
+        <w:t>%</w:t>
+      </w:r>
+      <w:r>
+        <w:rPr>
+          <w:rFonts w:ascii="Charis SIL Regular" w:hAnsi="Charis SIL Regular" w:eastAsia="Charis SIL Regular"/>
+          <w:b w:val="0"/>
+          <w:i w:val="0"/>
+          <w:color w:val="0000FF"/>
+          <w:sz w:val="24"/>
+        </w:rPr>
+        <w:hyperlink r:id="rId13" w:history="1">
+          <w:r>
+            <w:rPr>
+              <w:rStyle w:val="Hyperlink"/>
+            </w:rPr>
+            <w:t>5B0%5D%5Bfield%5D=inform</w:t>
           </w:r>
         </w:hyperlink>
       </w:r>
@@ -2869,7 +2925,7 @@
             <w:rPr>
               <w:rStyle w:val="Hyperlink"/>
             </w:rPr>
-            <w:t>5B0%5D%5Bfield%5D=infor</w:t>
+            <w:t>a</w:t>
           </w:r>
         </w:hyperlink>
       </w:r>
@@ -2881,24 +2937,7 @@
           <w:color w:val="0000FF"/>
           <w:sz w:val="24"/>
         </w:rPr>
-        <w:hyperlink r:id="rId13" w:history="1">
-          <w:r>
-            <w:rPr>
-              <w:rStyle w:val="Hyperlink"/>
-            </w:rPr>
-            <w:t>m</w:t>
-          </w:r>
-        </w:hyperlink>
-      </w:r>
-      <w:r>
-        <w:rPr>
-          <w:rFonts w:ascii="Charis SIL Regular" w:hAnsi="Charis SIL Regular" w:eastAsia="Charis SIL Regular"/>
-          <w:b w:val="0"/>
-          <w:i w:val="0"/>
-          <w:color w:val="0000FF"/>
-          <w:sz w:val="24"/>
-        </w:rPr>
-        <w:t>at</w:t>
+        <w:t>t</w:t>
       </w:r>
       <w:r>
         <w:rPr>
@@ -3172,7 +3211,7 @@
           <w:sz w:val="24"/>
           <w:u w:val="single"/>
         </w:rPr>
-        <w:hyperlink r:id="rId14" w:history="1">
+        <w:hyperlink r:id="rId15" w:history="1">
           <w:r>
             <w:rPr>
               <w:rStyle w:val="Hyperlink"/>
@@ -3236,7 +3275,14 @@
           <w:color w:val="000000"/>
           <w:sz w:val="24"/>
         </w:rPr>
-        <w:t xml:space="preserve">, </w:t>
+        <w:hyperlink r:id="rId14" w:history="1">
+          <w:r>
+            <w:rPr>
+              <w:rStyle w:val="Hyperlink"/>
+            </w:rPr>
+            <w:t xml:space="preserve">, </w:t>
+          </w:r>
+        </w:hyperlink>
       </w:r>
       <w:r>
         <w:rPr>
@@ -3252,9 +3298,20 @@
             <w:rPr>
               <w:rStyle w:val="Hyperlink"/>
             </w:rPr>
-            <w:t xml:space="preserve">ISBN </w:t>
+            <w:t>ISBN</w:t>
           </w:r>
         </w:hyperlink>
+      </w:r>
+      <w:r>
+        <w:rPr>
+          <w:rFonts w:ascii="Charis SIL Regular" w:hAnsi="Charis SIL Regular" w:eastAsia="Charis SIL Regular"/>
+          <w:b w:val="0"/>
+          <w:i w:val="0"/>
+          <w:color w:val="0000FF"/>
+          <w:sz w:val="24"/>
+          <w:u w:val="single"/>
+        </w:rPr>
+        <w:t xml:space="preserve"> </w:t>
       </w:r>
       <w:r>
         <w:rPr>

--- a/EXPORTS/DOCX/published/niveau3/Dutch/RMO.docx
+++ b/EXPORTS/DOCX/published/niveau3/Dutch/RMO.docx
@@ -218,18 +218,7 @@
           <w:color w:val="000000"/>
           <w:sz w:val="24"/>
         </w:rPr>
-        <w:t>archeologie aan de Universiteit L</w:t>
-      </w:r>
-      <w:r>
-        <w:rPr>
-          <w:u w:val="single" w:color="0000ff"/>
-          <w:rFonts w:ascii="Charis SIL Regular" w:hAnsi="Charis SIL Regular" w:eastAsia="Charis SIL Regular"/>
-          <w:b w:val="0"/>
-          <w:i w:val="0"/>
-          <w:color w:val="000000"/>
-          <w:sz w:val="24"/>
-        </w:rPr>
-        <w:t xml:space="preserve">eiden, </w:t>
+        <w:t xml:space="preserve">archeologie aan de Universiteit Leiden, </w:t>
       </w:r>
       <w:r>
         <w:rPr>
@@ -758,7 +747,25 @@
           <w:color w:val="000000"/>
           <w:sz w:val="24"/>
         </w:rPr>
-        <w:t>museum, haar geschiedenis en de</w:t>
+        <w:t>museum, haar gesc</w:t>
+      </w:r>
+      <w:r>
+        <w:rPr>
+          <w:u w:val="single" w:color="0000ff"/>
+          <w:rFonts w:ascii="Charis SIL Regular" w:hAnsi="Charis SIL Regular" w:eastAsia="Charis SIL Regular"/>
+          <w:b w:val="0"/>
+          <w:i w:val="0"/>
+          <w:color w:val="000000"/>
+          <w:sz w:val="24"/>
+        </w:rPr>
+        <w:hyperlink r:id="rId10" w:history="1">
+          <w:r>
+            <w:rPr>
+              <w:rStyle w:val="Hyperlink"/>
+            </w:rPr>
+            <w:t>hiedenis en de</w:t>
+          </w:r>
+        </w:hyperlink>
       </w:r>
       <w:r>
         <w:rPr>
@@ -2316,33 +2323,6 @@
           <w:color w:val="0000FF"/>
           <w:sz w:val="24"/>
         </w:rPr>
-        <w:t>t</w:t>
-      </w:r>
-      <w:r>
-        <w:rPr>
-          <w:rFonts w:ascii="Charis SIL Regular" w:hAnsi="Charis SIL Regular" w:eastAsia="Charis SIL Regular"/>
-          <w:b w:val="0"/>
-          <w:i w:val="0"/>
-          <w:color w:val="0000FF"/>
-          <w:sz w:val="24"/>
-        </w:rPr>
-        <w:hyperlink r:id="rId13" w:history="1">
-          <w:r>
-            <w:rPr>
-              <w:rStyle w:val="Hyperlink"/>
-            </w:rPr>
-            <w:t>ion_type&amp;fil</w:t>
-          </w:r>
-        </w:hyperlink>
-      </w:r>
-      <w:r>
-        <w:rPr>
-          <w:rFonts w:ascii="Charis SIL Regular" w:hAnsi="Charis SIL Regular" w:eastAsia="Charis SIL Regular"/>
-          <w:b w:val="0"/>
-          <w:i w:val="0"/>
-          <w:color w:val="0000FF"/>
-          <w:sz w:val="24"/>
-        </w:rPr>
         <w:hyperlink r:id="rId13" w:history="1">
           <w:r>
             <w:rPr>
@@ -2365,9 +2345,36 @@
             <w:rPr>
               <w:rStyle w:val="Hyperlink"/>
             </w:rPr>
-            <w:t>ers%5B0%5D%5Bvalues%5D%5B0</w:t>
+            <w:t>ion_type&amp;filt</w:t>
           </w:r>
         </w:hyperlink>
+      </w:r>
+      <w:r>
+        <w:rPr>
+          <w:rFonts w:ascii="Charis SIL Regular" w:hAnsi="Charis SIL Regular" w:eastAsia="Charis SIL Regular"/>
+          <w:b w:val="0"/>
+          <w:i w:val="0"/>
+          <w:color w:val="0000FF"/>
+          <w:sz w:val="24"/>
+        </w:rPr>
+        <w:hyperlink r:id="rId13" w:history="1">
+          <w:r>
+            <w:rPr>
+              <w:rStyle w:val="Hyperlink"/>
+            </w:rPr>
+            <w:t>ers%5B0%5D%5Bvalues%5D%5B</w:t>
+          </w:r>
+        </w:hyperlink>
+      </w:r>
+      <w:r>
+        <w:rPr>
+          <w:rFonts w:ascii="Charis SIL Regular" w:hAnsi="Charis SIL Regular" w:eastAsia="Charis SIL Regular"/>
+          <w:b w:val="0"/>
+          <w:i w:val="0"/>
+          <w:color w:val="0000FF"/>
+          <w:sz w:val="24"/>
+        </w:rPr>
+        <w:t>0</w:t>
       </w:r>
     </w:p>
     <w:p>
@@ -2864,7 +2871,7 @@
             <w:rPr>
               <w:rStyle w:val="Hyperlink"/>
             </w:rPr>
-            <w:t>filter</w:t>
+            <w:t>filters</w:t>
           </w:r>
         </w:hyperlink>
       </w:r>
@@ -2881,34 +2888,7 @@
             <w:rPr>
               <w:rStyle w:val="Hyperlink"/>
             </w:rPr>
-            <w:t>s</w:t>
-          </w:r>
-        </w:hyperlink>
-      </w:r>
-      <w:r>
-        <w:rPr>
-          <w:rFonts w:ascii="Charis SIL Regular" w:hAnsi="Charis SIL Regular" w:eastAsia="Charis SIL Regular"/>
-          <w:b w:val="0"/>
-          <w:i w:val="0"/>
-          <w:color w:val="0000FF"/>
-          <w:sz w:val="24"/>
-        </w:rPr>
-        <w:t>%</w:t>
-      </w:r>
-      <w:r>
-        <w:rPr>
-          <w:rFonts w:ascii="Charis SIL Regular" w:hAnsi="Charis SIL Regular" w:eastAsia="Charis SIL Regular"/>
-          <w:b w:val="0"/>
-          <w:i w:val="0"/>
-          <w:color w:val="0000FF"/>
-          <w:sz w:val="24"/>
-        </w:rPr>
-        <w:hyperlink r:id="rId13" w:history="1">
-          <w:r>
-            <w:rPr>
-              <w:rStyle w:val="Hyperlink"/>
-            </w:rPr>
-            <w:t>5B0%5D%5Bfield%5D=inform</w:t>
+            <w:t>%</w:t>
           </w:r>
         </w:hyperlink>
       </w:r>
@@ -2925,7 +2905,7 @@
             <w:rPr>
               <w:rStyle w:val="Hyperlink"/>
             </w:rPr>
-            <w:t>a</w:t>
+            <w:t>5B0%5D%5Bfield%5D=infor</w:t>
           </w:r>
         </w:hyperlink>
       </w:r>
@@ -2937,7 +2917,24 @@
           <w:color w:val="0000FF"/>
           <w:sz w:val="24"/>
         </w:rPr>
-        <w:t>t</w:t>
+        <w:hyperlink r:id="rId13" w:history="1">
+          <w:r>
+            <w:rPr>
+              <w:rStyle w:val="Hyperlink"/>
+            </w:rPr>
+            <w:t>m</w:t>
+          </w:r>
+        </w:hyperlink>
+      </w:r>
+      <w:r>
+        <w:rPr>
+          <w:rFonts w:ascii="Charis SIL Regular" w:hAnsi="Charis SIL Regular" w:eastAsia="Charis SIL Regular"/>
+          <w:b w:val="0"/>
+          <w:i w:val="0"/>
+          <w:color w:val="0000FF"/>
+          <w:sz w:val="24"/>
+        </w:rPr>
+        <w:t>at</w:t>
       </w:r>
       <w:r>
         <w:rPr>
@@ -3211,7 +3208,7 @@
           <w:sz w:val="24"/>
           <w:u w:val="single"/>
         </w:rPr>
-        <w:hyperlink r:id="rId15" w:history="1">
+        <w:hyperlink r:id="rId14" w:history="1">
           <w:r>
             <w:rPr>
               <w:rStyle w:val="Hyperlink"/>
@@ -3275,14 +3272,7 @@
           <w:color w:val="000000"/>
           <w:sz w:val="24"/>
         </w:rPr>
-        <w:hyperlink r:id="rId14" w:history="1">
-          <w:r>
-            <w:rPr>
-              <w:rStyle w:val="Hyperlink"/>
-            </w:rPr>
-            <w:t xml:space="preserve">, </w:t>
-          </w:r>
-        </w:hyperlink>
+        <w:t xml:space="preserve">, </w:t>
       </w:r>
       <w:r>
         <w:rPr>
@@ -3293,7 +3283,7 @@
           <w:sz w:val="24"/>
           <w:u w:val="single"/>
         </w:rPr>
-        <w:hyperlink r:id="rId14" w:history="1">
+        <w:hyperlink r:id="rId15" w:history="1">
           <w:r>
             <w:rPr>
               <w:rStyle w:val="Hyperlink"/>
@@ -3322,7 +3312,7 @@
           <w:sz w:val="24"/>
           <w:u w:val="single"/>
         </w:rPr>
-        <w:hyperlink r:id="rId14" w:history="1">
+        <w:hyperlink r:id="rId15" w:history="1">
           <w:r>
             <w:rPr>
               <w:rStyle w:val="Hyperlink"/>
